--- a/SOA_Words_MasterList.docx
+++ b/SOA_Words_MasterList.docx
@@ -7538,18 +7538,6 @@
     </w:p>
     <w:p>
       <w:pPr>
-        <w:spacing w:before="0" w:after="60"/>
-        <w:ind w:left="360" w:hanging="200"/>
-      </w:pPr>
-      <w:r>
-        <w:t xml:space="preserve">• </w:t>
-      </w:r>
-      <w:r>
-        <w:t xml:space="preserve">Seamless transfer from accumulation to pension (not required to sell down your assets to transfer into the pension phase). This can prevent unnecessary Capital Gains Tax consequences and/or sale of assets at a time of unfavourable market conditions.</w:t>
-      </w:r>
-    </w:p>
-    <w:p>
-      <w:pPr>
         <w:spacing w:before="0" w:after="40"/>
       </w:pPr>
       <w:r>
@@ -7745,43 +7733,7 @@
         <w:t xml:space="preserve">• </w:t>
       </w:r>
       <w:r>
-        <w:t xml:space="preserve">Retaining your [Fund] will allow you to retain your underwritten insurance cover.</w:t>
-      </w:r>
-    </w:p>
-    <w:p>
-      <w:pPr>
-        <w:spacing w:before="0" w:after="60"/>
-        <w:ind w:left="360" w:hanging="200"/>
-      </w:pPr>
-      <w:r>
-        <w:t xml:space="preserve">• </w:t>
-      </w:r>
-      <w:r>
-        <w:t xml:space="preserve">Seamless transfer from accumulation to pension... prevents unnecessary Capital Gains Tax consequences and/or sale of assets at unfavourable market conditions.</w:t>
-      </w:r>
-    </w:p>
-    <w:p>
-      <w:pPr>
-        <w:spacing w:before="0" w:after="60"/>
-        <w:ind w:left="360" w:hanging="200"/>
-      </w:pPr>
-      <w:r>
-        <w:t xml:space="preserve">• </w:t>
-      </w:r>
-      <w:r>
         <w:t xml:space="preserve">Access to investment funds, ASX listed shares, cash and TDs, and ease of administration through consolidated reporting.</w:t>
-      </w:r>
-    </w:p>
-    <w:p>
-      <w:pPr>
-        <w:spacing w:before="0" w:after="60"/>
-        <w:ind w:left="360" w:hanging="200"/>
-      </w:pPr>
-      <w:r>
-        <w:t xml:space="preserve">• </w:t>
-      </w:r>
-      <w:r>
-        <w:t xml:space="preserve">Two-stage approach: complete an initial partial rollover retaining the minimum balance (e.g. $6,000) to keep your existing insurance active; once your new cover is in place and underwritten, complete a full rollover to consolidate — this final rollover cancels the old fund's insurance.</w:t>
       </w:r>
     </w:p>
     <w:p>
@@ -9991,29 +9943,6 @@
           <w:szCs w:val="18"/>
         </w:rPr>
         <w:t xml:space="preserve">Mode: Tailored   ·   Gate: Commencing an account-based pension from an existing accumulation account on the same platform   ·   Triggers: transition to pension, commence pension, accumulation to pension, in-specie pension transfer</w:t>
-      </w:r>
-    </w:p>
-    <w:p>
-      <w:pPr>
-        <w:spacing w:before="0" w:after="40"/>
-      </w:pPr>
-      <w:r>
-        <w:rPr>
-          <w:b/>
-          <w:color w:val="555555"/>
-          <w:sz w:val="20"/>
-          <w:szCs w:val="20"/>
-        </w:rPr>
-        <w:t xml:space="preserve">Recommendation</w:t>
-      </w:r>
-    </w:p>
-    <w:p>
-      <w:pPr>
-        <w:spacing w:before="0" w:after="100"/>
-        <w:ind w:left="360"/>
-      </w:pPr>
-      <w:r>
-        <w:t xml:space="preserve">We recommend a seamless transfer from accumulation to pension — you are not required to sell down your assets to transfer into the pension phase.</w:t>
       </w:r>
     </w:p>
     <w:p>

--- a/SOA_Words_MasterList.docx
+++ b/SOA_Words_MasterList.docx
@@ -15586,21 +15586,35 @@
           <w:i w:val="0"/>
           <w:sz w:val="19"/>
         </w:rPr>
-        <w:t>• Under current 2025/26 rules, you may claim an 18% tax offset on spouse super contributions up to $3,000, for a maximum offset of $540 where your spouse's income is $37,000 or less (reducing to nil at $40,000).</w:t>
-      </w:r>
-    </w:p>
-    <w:p>
-      <w:pPr>
-        <w:spacing w:after="40"/>
-        <w:ind w:left="340"/>
-      </w:pPr>
-      <w:r>
-        <w:rPr>
-          <w:b w:val="0"/>
-          <w:i w:val="0"/>
-          <w:sz w:val="19"/>
-        </w:rPr>
-        <w:t>• Because spouse contributions are from after-tax money, they aren't subject to the 15% contributions tax and are tax-free on withdrawal. Boosts the super of a lower-income/non-working spouse and helps you grow retirement savings as a couple.</w:t>
+        <w:t>• A spouse contribution involves making an after-tax contribution to a low-income earning spouse’s super fund to boost their retirement savings and receive a tax offset.</w:t>
+      </w:r>
+    </w:p>
+    <w:p>
+      <w:pPr>
+        <w:spacing w:after="40"/>
+        <w:ind w:left="340"/>
+      </w:pPr>
+      <w:r>
+        <w:rPr>
+          <w:b w:val="0"/>
+          <w:i w:val="0"/>
+          <w:sz w:val="19"/>
+        </w:rPr>
+        <w:t>• Under the current 2025/26 tax rules, you may be able to claim an 18% tax offset on super contributions up to $3,000 that you make on behalf of your non-working or lower-income-earner partner.</w:t>
+      </w:r>
+    </w:p>
+    <w:p>
+      <w:pPr>
+        <w:spacing w:after="40"/>
+        <w:ind w:left="340"/>
+      </w:pPr>
+      <w:r>
+        <w:rPr>
+          <w:b w:val="0"/>
+          <w:i w:val="0"/>
+          <w:sz w:val="19"/>
+        </w:rPr>
+        <w:t>• If your spouse receives $37,000 or less in the total of assessable income, fringe benefits and employer super contributions, then you can access the maximum tax offset of $540, provided an after-tax contribution of at least $3,000 is made.</w:t>
       </w:r>
     </w:p>
     <w:p>
@@ -15781,21 +15795,21 @@
           <w:i w:val="0"/>
           <w:sz w:val="19"/>
         </w:rPr>
-        <w:t>• You receive a tax-free super contribution from the federal government when you make a non-concessional contribution to your super account, subject to satisfying a work test, an income test and an age test.</w:t>
-      </w:r>
-    </w:p>
-    <w:p>
-      <w:pPr>
-        <w:spacing w:after="40"/>
-        <w:ind w:left="340"/>
-      </w:pPr>
-      <w:r>
-        <w:rPr>
-          <w:b w:val="0"/>
-          <w:i w:val="0"/>
-          <w:sz w:val="19"/>
-        </w:rPr>
-        <w:t>• If you earn $47,488 or less (for the 2025/2026 year), the government pays $0.50 for every dollar you contribute in after-tax dollars, up to a maximum of $500 a year (reducing to nil at $62,488).</w:t>
+        <w:t>• You receive a tax-free super contribution from the federal government when you make a non-concessional contribution to your super account, subject to you satisfying a work test, an income test and an age test.</w:t>
+      </w:r>
+    </w:p>
+    <w:p>
+      <w:pPr>
+        <w:spacing w:after="40"/>
+        <w:ind w:left="340"/>
+      </w:pPr>
+      <w:r>
+        <w:rPr>
+          <w:b w:val="0"/>
+          <w:i w:val="0"/>
+          <w:sz w:val="19"/>
+        </w:rPr>
+        <w:t>• If you earn $47,488 or less (for the 2025/2026 year), the federal government pays $0.50 (50 cents) for every dollar you contribute to your fund in after-tax dollars, up to a maximum of $500 a year.</w:t>
       </w:r>
     </w:p>
     <w:p>
